--- a/Subjects/DBMS/records/Ex2/Ex2_Record_URK24CS1021.docx
+++ b/Subjects/DBMS/records/Ex2/Ex2_Record_URK24CS1021.docx
@@ -676,7 +676,7 @@
             <w:r>
               <w:drawing>
                 <wp:inline xmlns:a="http://schemas.openxmlformats.org/drawingml/2006/main" xmlns:pic="http://schemas.openxmlformats.org/drawingml/2006/picture">
-                  <wp:extent cx="5760720" cy="2052256"/>
+                  <wp:extent cx="4876800" cy="1737360"/>
                   <wp:docPr id="4" name="Picture 4"/>
                   <wp:cNvGraphicFramePr>
                     <a:graphicFrameLocks noChangeAspect="1"/>
@@ -697,7 +697,7 @@
                         <pic:spPr>
                           <a:xfrm>
                             <a:off x="0" y="0"/>
-                            <a:ext cx="5760720" cy="2052256"/>
+                            <a:ext cx="4876800" cy="1737360"/>
                           </a:xfrm>
                           <a:prstGeom prst="rect"/>
                         </pic:spPr>
@@ -823,7 +823,7 @@
             <w:r>
               <w:drawing>
                 <wp:inline xmlns:a="http://schemas.openxmlformats.org/drawingml/2006/main" xmlns:pic="http://schemas.openxmlformats.org/drawingml/2006/picture">
-                  <wp:extent cx="5760720" cy="3515470"/>
+                  <wp:extent cx="3925823" cy="2395727"/>
                   <wp:docPr id="6" name="Picture 6"/>
                   <wp:cNvGraphicFramePr>
                     <a:graphicFrameLocks noChangeAspect="1"/>
@@ -844,7 +844,7 @@
                         <pic:spPr>
                           <a:xfrm>
                             <a:off x="0" y="0"/>
-                            <a:ext cx="5760720" cy="3515470"/>
+                            <a:ext cx="3925823" cy="2395727"/>
                           </a:xfrm>
                           <a:prstGeom prst="rect"/>
                         </pic:spPr>
@@ -979,7 +979,7 @@
             <w:r>
               <w:drawing>
                 <wp:inline xmlns:a="http://schemas.openxmlformats.org/drawingml/2006/main" xmlns:pic="http://schemas.openxmlformats.org/drawingml/2006/picture">
-                  <wp:extent cx="5760720" cy="3515470"/>
+                  <wp:extent cx="3925823" cy="2395727"/>
                   <wp:docPr id="8" name="Picture 8"/>
                   <wp:cNvGraphicFramePr>
                     <a:graphicFrameLocks noChangeAspect="1"/>
@@ -1000,7 +1000,7 @@
                         <pic:spPr>
                           <a:xfrm>
                             <a:off x="0" y="0"/>
-                            <a:ext cx="5760720" cy="3515470"/>
+                            <a:ext cx="3925823" cy="2395727"/>
                           </a:xfrm>
                           <a:prstGeom prst="rect"/>
                         </pic:spPr>
@@ -1195,7 +1195,7 @@
             <w:r>
               <w:drawing>
                 <wp:inline xmlns:a="http://schemas.openxmlformats.org/drawingml/2006/main" xmlns:pic="http://schemas.openxmlformats.org/drawingml/2006/picture">
-                  <wp:extent cx="5760720" cy="2352545"/>
+                  <wp:extent cx="4657344" cy="1901952"/>
                   <wp:docPr id="11" name="Picture 11"/>
                   <wp:cNvGraphicFramePr>
                     <a:graphicFrameLocks noChangeAspect="1"/>
@@ -1216,7 +1216,7 @@
                         <pic:spPr>
                           <a:xfrm>
                             <a:off x="0" y="0"/>
-                            <a:ext cx="5760720" cy="2352545"/>
+                            <a:ext cx="4657344" cy="1901952"/>
                           </a:xfrm>
                           <a:prstGeom prst="rect"/>
                         </pic:spPr>
@@ -1480,7 +1480,7 @@
             <w:r>
               <w:drawing>
                 <wp:inline xmlns:a="http://schemas.openxmlformats.org/drawingml/2006/main" xmlns:pic="http://schemas.openxmlformats.org/drawingml/2006/picture">
-                  <wp:extent cx="5760720" cy="1385834"/>
+                  <wp:extent cx="5169408" cy="1243584"/>
                   <wp:docPr id="15" name="Picture 15"/>
                   <wp:cNvGraphicFramePr>
                     <a:graphicFrameLocks noChangeAspect="1"/>
@@ -1501,7 +1501,7 @@
                         <pic:spPr>
                           <a:xfrm>
                             <a:off x="0" y="0"/>
-                            <a:ext cx="5760720" cy="1385834"/>
+                            <a:ext cx="5169408" cy="1243584"/>
                           </a:xfrm>
                           <a:prstGeom prst="rect"/>
                         </pic:spPr>
